--- a/submission/03_Cover_Letter.docx
+++ b/submission/03_Cover_Letter.docx
@@ -203,7 +203,28 @@
         <w:spacing w:lineRule="auto" w:line="360"/>
       </w:pPr>
       <w:r>
-        <w:t xml:space="preserve">The desert-subgroup null in the original article is already being cited in policy discussions as evidence that gigawatt-scale development can safely concentrate in arid lands. Because deserts are where citizen-science coverage is thinnest, I believe a prompt correction of the record has practical conservation consequences.</w:t>
+        <w:t xml:space="preserve">Beyond this single article, the concern I wish to flag is methodological. Citizen-science records reflect a state process filtered through an observation process, with taxonomic, temporal, and spatial detection biases; when that observation process is left unmodelled, and when record-level defects (counts without abundance information, physically impossible entries) pass unscreened into a national-scale dependent variable, panel regressions will keep producing statistically significant but spurious</w:t>
+      </w:r>
+      <w:r>
+        <w:t xml:space="preserve"> </w:t>
+      </w:r>
+      <w:r>
+        <w:t xml:space="preserve">“policy effects”</w:t>
+      </w:r>
+      <w:r>
+        <w:t xml:space="preserve">. That the headline estimate here reverses under one standard effort term, and that even future policy</w:t>
+      </w:r>
+      <w:r>
+        <w:t xml:space="preserve"> </w:t>
+      </w:r>
+      <w:r>
+        <w:t xml:space="preserve">“affects”</w:t>
+      </w:r>
+      <w:r>
+        <w:t xml:space="preserve"> </w:t>
+      </w:r>
+      <w:r>
+        <w:t xml:space="preserve">current birdwatcher numbers in the same design, illustrates how far such biases can carry a conclusion. A prompt correction also matters in practice: the article’s desert-subgroup null is already being cited as support for concentrating gigawatt-scale development in arid lands, precisely where citizen-science coverage is thinnest.</w:t>
       </w:r>
     </w:p>
     <w:p>
@@ -212,7 +233,7 @@
         <w:spacing w:lineRule="auto" w:line="360"/>
       </w:pPr>
       <w:r>
-        <w:t xml:space="preserve">All code and derived tables are public (github.com/dingchenchen6/reanalysis-zhang2026-solar-birds). I have no competing interests and no prior collaboration or dispute with the authors. Suggested reviewers with relevant expertise include specialists in citizen-science methodology, biodiversity metrics, and panel econometrics; I am happy to provide names on request.</w:t>
+        <w:t xml:space="preserve">All analysis scripts and derived tables are available to the editors and reviewers on request and will be deposited publicly with a DOI upon acceptance; the underlying inputs are the authors’ own public replication package and birdwatching-platform data that are openly consultable. I have no competing interests and no prior collaboration or dispute with the authors. Suggested reviewers with relevant expertise include specialists in citizen-science methodology, biodiversity metrics, and panel econometrics; I am happy to provide names on request.</w:t>
       </w:r>
     </w:p>
     <w:p>
@@ -683,9 +704,9 @@
       <w:outlineLvl w:val="0"/>
     </w:pPr>
     <w:rPr>
-      <w:rFonts w:asciiTheme="majorHAnsi" w:cstheme="majorBidi" w:eastAsiaTheme="majorEastAsia" w:hAnsiTheme="majorHAnsi" w:ascii="Times New Roman" w:hAnsi="Times New Roman"/>
+      <w:rFonts w:asciiTheme="majorHAnsi" w:cstheme="majorBidi" w:eastAsiaTheme="majorEastAsia" w:hAnsiTheme="majorHAnsi"/>
       <w:color w:themeColor="accent1" w:themeShade="BF" w:val="0F4761"/>
-      <w:sz w:val="32"/>
+      <w:sz w:val="40"/>
       <w:szCs w:val="40"/>
     </w:rPr>
   </w:style>
@@ -706,9 +727,9 @@
       <w:outlineLvl w:val="1"/>
     </w:pPr>
     <w:rPr>
-      <w:rFonts w:asciiTheme="majorHAnsi" w:cstheme="majorBidi" w:eastAsiaTheme="majorEastAsia" w:hAnsiTheme="majorHAnsi" w:ascii="Times New Roman" w:hAnsi="Times New Roman"/>
+      <w:rFonts w:asciiTheme="majorHAnsi" w:cstheme="majorBidi" w:eastAsiaTheme="majorEastAsia" w:hAnsiTheme="majorHAnsi"/>
       <w:color w:themeColor="accent1" w:themeShade="BF" w:val="0F4761"/>
-      <w:sz w:val="28"/>
+      <w:sz w:val="32"/>
       <w:szCs w:val="32"/>
     </w:rPr>
   </w:style>
@@ -729,9 +750,9 @@
       <w:outlineLvl w:val="2"/>
     </w:pPr>
     <w:rPr>
-      <w:rFonts w:cstheme="majorBidi" w:eastAsiaTheme="majorEastAsia" w:ascii="Times New Roman" w:hAnsi="Times New Roman"/>
+      <w:rFonts w:cstheme="majorBidi" w:eastAsiaTheme="majorEastAsia"/>
       <w:color w:themeColor="accent1" w:themeShade="BF" w:val="0F4761"/>
-      <w:sz w:val="24"/>
+      <w:sz w:val="28"/>
       <w:szCs w:val="28"/>
     </w:rPr>
   </w:style>

--- a/submission/03_Cover_Letter.docx
+++ b/submission/03_Cover_Letter.docx
@@ -233,7 +233,7 @@
         <w:spacing w:lineRule="auto" w:line="360"/>
       </w:pPr>
       <w:r>
-        <w:t xml:space="preserve">All analysis scripts and derived tables are available to the editors and reviewers on request and will be deposited publicly with a DOI upon acceptance; the underlying inputs are the authors’ own public replication package and birdwatching-platform data that are openly consultable. I have no competing interests and no prior collaboration or dispute with the authors. Suggested reviewers with relevant expertise include specialists in citizen-science methodology, biodiversity metrics, and panel econometrics; I am happy to provide names on request.</w:t>
+        <w:t xml:space="preserve">All analysis scripts, derived tables, and the record-level birdwatching dataset used for species-level verification are openly available at github.com/dingchenchen6/reanalysis-zhang2026-solar-birds (data in the repository’s releases); the remaining inputs are the authors’ own public replication package. I have no competing interests and no prior collaboration or dispute with the authors. Suggested reviewers with relevant expertise include specialists in citizen-science methodology, biodiversity metrics, and panel econometrics; I am happy to provide names on request.</w:t>
       </w:r>
     </w:p>
     <w:p>
